--- a/00-首页/题组Word/习题书/学生版/第四篇-元素与分析/5-元素推断.docx
+++ b/00-首页/题组Word/习题书/学生版/第四篇-元素与分析/5-元素推断.docx
@@ -2,7 +2,7 @@
 <file path=word/document.xml><?xml version="1.0" encoding="utf-8"?>
 <w:document xmlns:w="http://schemas.openxmlformats.org/wordprocessingml/2006/main" xmlns:m="http://schemas.openxmlformats.org/officeDocument/2006/math" xmlns:r="http://schemas.openxmlformats.org/officeDocument/2006/relationships" xmlns:o="urn:schemas-microsoft-com:office:office" xmlns:v="urn:schemas-microsoft-com:vml" xmlns:w10="urn:schemas-microsoft-com:office:word" xmlns:a="http://schemas.openxmlformats.org/drawingml/2006/main" xmlns:pic="http://schemas.openxmlformats.org/drawingml/2006/picture" xmlns:wp="http://schemas.openxmlformats.org/drawingml/2006/wordprocessingDrawing">
   <w:body>
-    <w:bookmarkStart w:id="54" w:name="第-5-章-元素推断"/>
+    <w:bookmarkStart w:id="55" w:name="第-5-章-元素推断"/>
     <w:p>
       <w:pPr>
         <w:spacing w:after="1800" w:before="1200" w:line="276" w:lineRule="auto"/>
@@ -138,7 +138,7 @@
           <w:color w:val="5B6975"/>
           <w:sz w:val="24"/>
         </w:rPr>
-        <w:t>：28</w:t>
+        <w:t>：29</w:t>
       </w:r>
     </w:p>
     <w:p>
@@ -222,7 +222,7 @@
           <w:color w:val="5B6975"/>
           <w:sz w:val="24"/>
         </w:rPr>
-        <w:t>：2026-09-01</w:t>
+        <w:t>：2026-09-06</w:t>
       </w:r>
     </w:p>
     <w:p>
@@ -8698,7 +8698,7 @@
       </w:r>
     </w:p>
     <w:bookmarkEnd w:id="16"/>
-    <w:bookmarkStart w:id="17" w:name="初赛讲义-推断技术-习题6.24"/>
+    <w:bookmarkStart w:id="17" w:name="一分册测试-ch13b-6-sn元素推断与氯化物"/>
     <w:p>
       <w:pPr>
         <w:pStyle w:val="Heading2"/>
@@ -8709,6 +8709,756 @@
           <w:rFonts w:ascii="Times New Roman" w:hAnsi="Times New Roman" w:eastAsia="Times New Roman" w:cs="Times New Roman"/>
         </w:rPr>
         <w:t xml:space="preserve">5.9 </w:t>
+      </w:r>
+      <w:r>
+        <w:rPr>
+          <w:rFonts w:hint="eastAsia" w:ascii="Times New Roman" w:hAnsi="Times New Roman" w:eastAsia="SimHei" w:cs="Times New Roman"/>
+        </w:rPr>
+        <w:t>一分册测试</w:t>
+      </w:r>
+      <w:r>
+        <w:rPr>
+          <w:rFonts w:hint="eastAsia" w:ascii="Times New Roman" w:hAnsi="Times New Roman" w:eastAsia="Times New Roman" w:cs="Times New Roman"/>
+        </w:rPr>
+        <w:t>-Ch13B-6-Sn</w:t>
+      </w:r>
+      <w:r>
+        <w:rPr>
+          <w:rFonts w:hint="eastAsia" w:ascii="Times New Roman" w:hAnsi="Times New Roman" w:eastAsia="SimHei" w:cs="Times New Roman"/>
+        </w:rPr>
+        <w:t>元素推断与氯化物</w:t>
+      </w:r>
+    </w:p>
+    <w:p>
+      <w:pPr>
+        <w:pStyle w:val="FirstParagraph"/>
+      </w:pPr>
+      <w:r>
+        <w:rPr>
+          <w:rFonts w:hint="eastAsia" w:ascii="Times New Roman" w:hAnsi="Times New Roman" w:eastAsia="FangSong" w:cs="Times New Roman"/>
+        </w:rPr>
+        <w:t xml:space="preserve">主族元素</w:t>
+      </w:r>
+      <w:r>
+        <w:rPr>
+          <w:rFonts w:ascii="Times New Roman" w:hAnsi="Times New Roman" w:eastAsia="Times New Roman" w:cs="Times New Roman"/>
+        </w:rPr>
+        <w:t xml:space="preserve"> X </w:t>
+      </w:r>
+      <w:r>
+        <w:rPr>
+          <w:rFonts w:hint="eastAsia" w:ascii="Times New Roman" w:hAnsi="Times New Roman" w:eastAsia="FangSong" w:cs="Times New Roman"/>
+        </w:rPr>
+        <w:t>是人类最早使用的元素之一</w:t>
+      </w:r>
+      <w:r>
+        <w:rPr>
+          <w:rFonts w:hint="eastAsia" w:ascii="Times New Roman" w:hAnsi="Times New Roman" w:eastAsia="Times New Roman" w:cs="Times New Roman"/>
+        </w:rPr>
+        <w:t>，</w:t>
+      </w:r>
+      <w:r>
+        <w:rPr>
+          <w:rFonts w:hint="eastAsia" w:ascii="Times New Roman" w:hAnsi="Times New Roman" w:eastAsia="FangSong" w:cs="Times New Roman"/>
+        </w:rPr>
+        <w:t>它与铜形成的合金有悠久的历史</w:t>
+      </w:r>
+      <w:r>
+        <w:rPr>
+          <w:rFonts w:hint="eastAsia" w:ascii="Times New Roman" w:hAnsi="Times New Roman" w:eastAsia="Times New Roman" w:cs="Times New Roman"/>
+        </w:rPr>
+        <w:t>，</w:t>
+      </w:r>
+      <w:r>
+        <w:rPr>
+          <w:rFonts w:hint="eastAsia" w:ascii="Times New Roman" w:hAnsi="Times New Roman" w:eastAsia="FangSong" w:cs="Times New Roman"/>
+        </w:rPr>
+        <w:t>具有特殊的重要性和历史意义</w:t>
+      </w:r>
+      <w:r>
+        <w:rPr>
+          <w:rFonts w:hint="eastAsia" w:ascii="Times New Roman" w:hAnsi="Times New Roman" w:eastAsia="Times New Roman" w:cs="Times New Roman"/>
+        </w:rPr>
+        <w:t>，</w:t>
+      </w:r>
+      <w:r>
+        <w:rPr>
+          <w:rFonts w:hint="eastAsia" w:ascii="Times New Roman" w:hAnsi="Times New Roman" w:eastAsia="FangSong" w:cs="Times New Roman"/>
+        </w:rPr>
+        <w:t>在我国的夏商周时期是该合金使用的鼎盛时期</w:t>
+      </w:r>
+      <w:r>
+        <w:rPr>
+          <w:rFonts w:hint="eastAsia" w:ascii="Times New Roman" w:hAnsi="Times New Roman" w:eastAsia="Times New Roman" w:cs="Times New Roman"/>
+        </w:rPr>
+        <w:t>。X</w:t>
+      </w:r>
+      <w:r>
+        <w:rPr>
+          <w:rFonts w:ascii="Times New Roman" w:hAnsi="Times New Roman" w:eastAsia="Times New Roman" w:cs="Times New Roman"/>
+        </w:rPr>
+        <w:t xml:space="preserve"> </w:t>
+      </w:r>
+      <w:r>
+        <w:rPr>
+          <w:rFonts w:hint="eastAsia" w:ascii="Times New Roman" w:hAnsi="Times New Roman" w:eastAsia="FangSong" w:cs="Times New Roman"/>
+        </w:rPr>
+        <w:t xml:space="preserve">能形成</w:t>
+      </w:r>
+      <w:r>
+        <w:rPr>
+          <w:rFonts w:ascii="Times New Roman" w:hAnsi="Times New Roman" w:eastAsia="Times New Roman" w:cs="Times New Roman"/>
+        </w:rPr>
+        <w:t xml:space="preserve"> </w:t>
+      </w:r>
+      <m:oMath>
+        <m:r>
+          <m:rPr>
+            <m:sty m:val="p"/>
+          </m:rPr>
+          <m:t>X</m:t>
+        </m:r>
+        <m:r>
+          <m:rPr>
+            <m:sty m:val="p"/>
+          </m:rPr>
+          <m:t>C</m:t>
+        </m:r>
+        <m:sSub>
+          <m:e>
+            <m:r>
+              <m:rPr>
+                <m:sty m:val="p"/>
+              </m:rPr>
+              <m:t>l</m:t>
+            </m:r>
+          </m:e>
+          <m:sub>
+            <m:r>
+              <m:rPr>
+                <m:sty m:val="p"/>
+              </m:rPr>
+              <m:t>2</m:t>
+            </m:r>
+          </m:sub>
+        </m:sSub>
+      </m:oMath>
+      <w:r>
+        <w:rPr>
+          <w:rFonts w:ascii="Times New Roman" w:hAnsi="Times New Roman" w:eastAsia="Times New Roman" w:cs="Times New Roman"/>
+        </w:rPr>
+        <w:t xml:space="preserve">、</w:t>
+      </w:r>
+      <m:oMath>
+        <m:r>
+          <m:rPr>
+            <m:sty m:val="p"/>
+          </m:rPr>
+          <m:t>X</m:t>
+        </m:r>
+        <m:r>
+          <m:rPr>
+            <m:sty m:val="p"/>
+          </m:rPr>
+          <m:t>C</m:t>
+        </m:r>
+        <m:sSub>
+          <m:e>
+            <m:r>
+              <m:rPr>
+                <m:sty m:val="p"/>
+              </m:rPr>
+              <m:t>l</m:t>
+            </m:r>
+          </m:e>
+          <m:sub>
+            <m:r>
+              <m:rPr>
+                <m:sty m:val="p"/>
+              </m:rPr>
+              <m:t>4</m:t>
+            </m:r>
+          </m:sub>
+        </m:sSub>
+      </m:oMath>
+      <w:r>
+        <w:rPr>
+          <w:rFonts w:ascii="Times New Roman" w:hAnsi="Times New Roman" w:eastAsia="Times New Roman" w:cs="Times New Roman"/>
+        </w:rPr>
+        <w:t xml:space="preserve"> </w:t>
+      </w:r>
+      <w:r>
+        <w:rPr>
+          <w:rFonts w:hint="eastAsia" w:ascii="Times New Roman" w:hAnsi="Times New Roman" w:eastAsia="FangSong" w:cs="Times New Roman"/>
+        </w:rPr>
+        <w:t>两种氯化物</w:t>
+      </w:r>
+      <w:r>
+        <w:rPr>
+          <w:rFonts w:hint="eastAsia" w:ascii="Times New Roman" w:hAnsi="Times New Roman" w:eastAsia="Times New Roman" w:cs="Times New Roman"/>
+        </w:rPr>
+        <w:t>，</w:t>
+      </w:r>
+      <m:oMath>
+        <m:r>
+          <m:rPr>
+            <m:sty m:val="p"/>
+          </m:rPr>
+          <m:t>X</m:t>
+        </m:r>
+        <m:r>
+          <m:rPr>
+            <m:sty m:val="p"/>
+          </m:rPr>
+          <m:t>C</m:t>
+        </m:r>
+        <m:sSub>
+          <m:e>
+            <m:r>
+              <m:rPr>
+                <m:sty m:val="p"/>
+              </m:rPr>
+              <m:t>l</m:t>
+            </m:r>
+          </m:e>
+          <m:sub>
+            <m:r>
+              <m:rPr>
+                <m:sty m:val="p"/>
+              </m:rPr>
+              <m:t>2</m:t>
+            </m:r>
+          </m:sub>
+        </m:sSub>
+      </m:oMath>
+      <w:r>
+        <w:rPr>
+          <w:rFonts w:ascii="Times New Roman" w:hAnsi="Times New Roman" w:eastAsia="Times New Roman" w:cs="Times New Roman"/>
+        </w:rPr>
+        <w:t xml:space="preserve"> </w:t>
+      </w:r>
+      <w:r>
+        <w:rPr>
+          <w:rFonts w:hint="eastAsia" w:ascii="Times New Roman" w:hAnsi="Times New Roman" w:eastAsia="FangSong" w:cs="Times New Roman"/>
+        </w:rPr>
+        <w:t>常温下为白色晶体</w:t>
+      </w:r>
+      <w:r>
+        <w:rPr>
+          <w:rFonts w:hint="eastAsia" w:ascii="Times New Roman" w:hAnsi="Times New Roman" w:eastAsia="Times New Roman" w:cs="Times New Roman"/>
+        </w:rPr>
+        <w:t>，</w:t>
+      </w:r>
+      <w:r>
+        <w:rPr>
+          <w:rFonts w:hint="eastAsia" w:ascii="Times New Roman" w:hAnsi="Times New Roman" w:eastAsia="FangSong" w:cs="Times New Roman"/>
+        </w:rPr>
+        <w:t>具有一维链状的聚合结构</w:t>
+      </w:r>
+      <w:r>
+        <w:rPr>
+          <w:rFonts w:hint="eastAsia" w:ascii="Times New Roman" w:hAnsi="Times New Roman" w:eastAsia="Times New Roman" w:cs="Times New Roman"/>
+        </w:rPr>
+        <w:t>，</w:t>
+      </w:r>
+      <w:r>
+        <w:rPr>
+          <w:rFonts w:hint="eastAsia" w:ascii="Times New Roman" w:hAnsi="Times New Roman" w:eastAsia="FangSong" w:cs="Times New Roman"/>
+        </w:rPr>
+        <w:t>气态时以单分子形式存在</w:t>
+      </w:r>
+      <w:r>
+        <w:rPr>
+          <w:rFonts w:hint="eastAsia" w:ascii="Times New Roman" w:hAnsi="Times New Roman" w:eastAsia="Times New Roman" w:cs="Times New Roman"/>
+        </w:rPr>
+        <w:t>；</w:t>
+      </w:r>
+      <w:r>
+        <w:rPr>
+          <w:rFonts w:hint="eastAsia" w:ascii="Times New Roman" w:hAnsi="Times New Roman" w:eastAsia="FangSong" w:cs="Times New Roman"/>
+        </w:rPr>
+        <w:t>而</w:t>
+      </w:r>
+      <w:r>
+        <w:rPr>
+          <w:rFonts w:ascii="Times New Roman" w:hAnsi="Times New Roman" w:eastAsia="Times New Roman" w:cs="Times New Roman"/>
+        </w:rPr>
+        <w:t xml:space="preserve"> </w:t>
+      </w:r>
+      <m:oMath>
+        <m:r>
+          <m:rPr>
+            <m:sty m:val="p"/>
+          </m:rPr>
+          <m:t>X</m:t>
+        </m:r>
+        <m:r>
+          <m:rPr>
+            <m:sty m:val="p"/>
+          </m:rPr>
+          <m:t>C</m:t>
+        </m:r>
+        <m:sSub>
+          <m:e>
+            <m:r>
+              <m:rPr>
+                <m:sty m:val="p"/>
+              </m:rPr>
+              <m:t>l</m:t>
+            </m:r>
+          </m:e>
+          <m:sub>
+            <m:r>
+              <m:rPr>
+                <m:sty m:val="p"/>
+              </m:rPr>
+              <m:t>4</m:t>
+            </m:r>
+          </m:sub>
+        </m:sSub>
+      </m:oMath>
+      <w:r>
+        <w:rPr>
+          <w:rFonts w:ascii="Times New Roman" w:hAnsi="Times New Roman" w:eastAsia="Times New Roman" w:cs="Times New Roman"/>
+        </w:rPr>
+        <w:t xml:space="preserve"> </w:t>
+      </w:r>
+      <w:r>
+        <w:rPr>
+          <w:rFonts w:hint="eastAsia" w:ascii="Times New Roman" w:hAnsi="Times New Roman" w:eastAsia="FangSong" w:cs="Times New Roman"/>
+        </w:rPr>
+        <w:t>常温下为无色的液体</w:t>
+      </w:r>
+      <w:r>
+        <w:rPr>
+          <w:rFonts w:hint="eastAsia" w:ascii="Times New Roman" w:hAnsi="Times New Roman" w:eastAsia="Times New Roman" w:cs="Times New Roman"/>
+        </w:rPr>
+        <w:t>。</w:t>
+      </w:r>
+    </w:p>
+    <w:p>
+      <w:pPr>
+        <w:pStyle w:val="BodyText"/>
+      </w:pPr>
+      <w:r>
+        <w:rPr>
+          <w:rFonts w:ascii="Times New Roman" w:hAnsi="Times New Roman" w:eastAsia="Times New Roman" w:cs="Times New Roman"/>
+        </w:rPr>
+        <w:t xml:space="preserve">6-1 </w:t>
+      </w:r>
+      <w:r>
+        <w:rPr>
+          <w:rFonts w:hint="eastAsia" w:ascii="Times New Roman" w:hAnsi="Times New Roman" w:eastAsia="FangSong" w:cs="Times New Roman"/>
+        </w:rPr>
+        <w:t xml:space="preserve">给出</w:t>
+      </w:r>
+      <w:r>
+        <w:rPr>
+          <w:rFonts w:ascii="Times New Roman" w:hAnsi="Times New Roman" w:eastAsia="Times New Roman" w:cs="Times New Roman"/>
+        </w:rPr>
+        <w:t xml:space="preserve"> X </w:t>
+      </w:r>
+      <w:r>
+        <w:rPr>
+          <w:rFonts w:hint="eastAsia" w:ascii="Times New Roman" w:hAnsi="Times New Roman" w:eastAsia="FangSong" w:cs="Times New Roman"/>
+        </w:rPr>
+        <w:t>的元素符号</w:t>
+      </w:r>
+      <w:r>
+        <w:rPr>
+          <w:rFonts w:hint="eastAsia" w:ascii="Times New Roman" w:hAnsi="Times New Roman" w:eastAsia="Times New Roman" w:cs="Times New Roman"/>
+        </w:rPr>
+        <w:t>。</w:t>
+      </w:r>
+    </w:p>
+    <w:p>
+      <w:pPr>
+        <w:pStyle w:val="BodyText"/>
+      </w:pPr>
+      <w:r>
+        <w:rPr>
+          <w:rFonts w:ascii="Times New Roman" w:hAnsi="Times New Roman" w:eastAsia="Times New Roman" w:cs="Times New Roman"/>
+        </w:rPr>
+        <w:t xml:space="preserve">6-2 </w:t>
+      </w:r>
+      <w:r>
+        <w:rPr>
+          <w:rFonts w:hint="eastAsia" w:ascii="Times New Roman" w:hAnsi="Times New Roman" w:eastAsia="FangSong" w:cs="Times New Roman"/>
+        </w:rPr>
+        <w:t xml:space="preserve">画出</w:t>
+      </w:r>
+      <w:r>
+        <w:rPr>
+          <w:rFonts w:ascii="Times New Roman" w:hAnsi="Times New Roman" w:eastAsia="Times New Roman" w:cs="Times New Roman"/>
+        </w:rPr>
+        <w:t xml:space="preserve"> </w:t>
+      </w:r>
+      <m:oMath>
+        <m:r>
+          <m:rPr>
+            <m:sty m:val="p"/>
+          </m:rPr>
+          <m:t>X</m:t>
+        </m:r>
+        <m:r>
+          <m:rPr>
+            <m:sty m:val="p"/>
+          </m:rPr>
+          <m:t>C</m:t>
+        </m:r>
+        <m:sSub>
+          <m:e>
+            <m:r>
+              <m:rPr>
+                <m:sty m:val="p"/>
+              </m:rPr>
+              <m:t>l</m:t>
+            </m:r>
+          </m:e>
+          <m:sub>
+            <m:r>
+              <m:rPr>
+                <m:sty m:val="p"/>
+              </m:rPr>
+              <m:t>2</m:t>
+            </m:r>
+          </m:sub>
+        </m:sSub>
+      </m:oMath>
+      <w:r>
+        <w:rPr>
+          <w:rFonts w:ascii="Times New Roman" w:hAnsi="Times New Roman" w:eastAsia="Times New Roman" w:cs="Times New Roman"/>
+        </w:rPr>
+        <w:t xml:space="preserve"> </w:t>
+      </w:r>
+      <w:r>
+        <w:rPr>
+          <w:rFonts w:hint="eastAsia" w:ascii="Times New Roman" w:hAnsi="Times New Roman" w:eastAsia="FangSong" w:cs="Times New Roman"/>
+        </w:rPr>
+        <w:t>在气态和固态时的立体结构</w:t>
+      </w:r>
+      <w:r>
+        <w:rPr>
+          <w:rFonts w:hint="eastAsia" w:ascii="Times New Roman" w:hAnsi="Times New Roman" w:eastAsia="Times New Roman" w:cs="Times New Roman"/>
+        </w:rPr>
+        <w:t>。</w:t>
+      </w:r>
+    </w:p>
+    <w:p>
+      <w:pPr>
+        <w:pStyle w:val="BodyText"/>
+      </w:pPr>
+      <w:r>
+        <w:rPr>
+          <w:rFonts w:ascii="Times New Roman" w:hAnsi="Times New Roman" w:eastAsia="Times New Roman" w:cs="Times New Roman"/>
+        </w:rPr>
+        <w:t xml:space="preserve">6-3</w:t>
+      </w:r>
+      <w:r>
+        <w:rPr>
+          <w:rFonts w:ascii="Times New Roman" w:hAnsi="Times New Roman" w:eastAsia="Times New Roman" w:cs="Times New Roman"/>
+        </w:rPr>
+        <w:t xml:space="preserve"> </w:t>
+      </w:r>
+      <m:oMath>
+        <m:r>
+          <m:rPr>
+            <m:sty m:val="p"/>
+          </m:rPr>
+          <m:t>X</m:t>
+        </m:r>
+        <m:r>
+          <m:rPr>
+            <m:sty m:val="p"/>
+          </m:rPr>
+          <m:t>C</m:t>
+        </m:r>
+        <m:sSub>
+          <m:e>
+            <m:r>
+              <m:rPr>
+                <m:sty m:val="p"/>
+              </m:rPr>
+              <m:t>l</m:t>
+            </m:r>
+          </m:e>
+          <m:sub>
+            <m:r>
+              <m:rPr>
+                <m:sty m:val="p"/>
+              </m:rPr>
+              <m:t>2</m:t>
+            </m:r>
+          </m:sub>
+        </m:sSub>
+      </m:oMath>
+      <w:r>
+        <w:rPr>
+          <w:rFonts w:ascii="Times New Roman" w:hAnsi="Times New Roman" w:eastAsia="Times New Roman" w:cs="Times New Roman"/>
+        </w:rPr>
+        <w:t xml:space="preserve"> </w:t>
+      </w:r>
+      <w:r>
+        <w:rPr>
+          <w:rFonts w:hint="eastAsia" w:ascii="Times New Roman" w:hAnsi="Times New Roman" w:eastAsia="FangSong" w:cs="Times New Roman"/>
+        </w:rPr>
+        <w:t xml:space="preserve">与</w:t>
+      </w:r>
+      <w:r>
+        <w:rPr>
+          <w:rFonts w:ascii="Times New Roman" w:hAnsi="Times New Roman" w:eastAsia="Times New Roman" w:cs="Times New Roman"/>
+        </w:rPr>
+        <w:t xml:space="preserve"> CsCl </w:t>
+      </w:r>
+      <w:r>
+        <w:rPr>
+          <w:rFonts w:hint="eastAsia" w:ascii="Times New Roman" w:hAnsi="Times New Roman" w:eastAsia="FangSong" w:cs="Times New Roman"/>
+        </w:rPr>
+        <w:t>在水溶液中反应得到一负一价的阴离子</w:t>
+      </w:r>
+      <w:r>
+        <w:rPr>
+          <w:rFonts w:hint="eastAsia" w:ascii="Times New Roman" w:hAnsi="Times New Roman" w:eastAsia="Times New Roman" w:cs="Times New Roman"/>
+        </w:rPr>
+        <w:t>，</w:t>
+      </w:r>
+      <w:r>
+        <w:rPr>
+          <w:rFonts w:hint="eastAsia" w:ascii="Times New Roman" w:hAnsi="Times New Roman" w:eastAsia="FangSong" w:cs="Times New Roman"/>
+        </w:rPr>
+        <w:t>画出阴离子的结构</w:t>
+      </w:r>
+      <w:r>
+        <w:rPr>
+          <w:rFonts w:hint="eastAsia" w:ascii="Times New Roman" w:hAnsi="Times New Roman" w:eastAsia="Times New Roman" w:cs="Times New Roman"/>
+        </w:rPr>
+        <w:t>。</w:t>
+      </w:r>
+    </w:p>
+    <w:p>
+      <w:pPr>
+        <w:pStyle w:val="BodyText"/>
+      </w:pPr>
+      <w:r>
+        <w:rPr>
+          <w:rFonts w:ascii="Times New Roman" w:hAnsi="Times New Roman" w:eastAsia="Times New Roman" w:cs="Times New Roman"/>
+        </w:rPr>
+        <w:t xml:space="preserve">6-4</w:t>
+      </w:r>
+      <w:r>
+        <w:rPr>
+          <w:rFonts w:ascii="Times New Roman" w:hAnsi="Times New Roman" w:eastAsia="Times New Roman" w:cs="Times New Roman"/>
+        </w:rPr>
+        <w:t xml:space="preserve"> </w:t>
+      </w:r>
+      <m:oMath>
+        <m:r>
+          <m:rPr>
+            <m:sty m:val="p"/>
+          </m:rPr>
+          <m:t>X</m:t>
+        </m:r>
+        <m:r>
+          <m:rPr>
+            <m:sty m:val="p"/>
+          </m:rPr>
+          <m:t>C</m:t>
+        </m:r>
+        <m:sSub>
+          <m:e>
+            <m:r>
+              <m:rPr>
+                <m:sty m:val="p"/>
+              </m:rPr>
+              <m:t>l</m:t>
+            </m:r>
+          </m:e>
+          <m:sub>
+            <m:r>
+              <m:rPr>
+                <m:sty m:val="p"/>
+              </m:rPr>
+              <m:t>4</m:t>
+            </m:r>
+          </m:sub>
+        </m:sSub>
+      </m:oMath>
+      <w:r>
+        <w:rPr>
+          <w:rFonts w:ascii="Times New Roman" w:hAnsi="Times New Roman" w:eastAsia="Times New Roman" w:cs="Times New Roman"/>
+        </w:rPr>
+        <w:t xml:space="preserve"> </w:t>
+      </w:r>
+      <w:r>
+        <w:rPr>
+          <w:rFonts w:hint="eastAsia" w:ascii="Times New Roman" w:hAnsi="Times New Roman" w:eastAsia="FangSong" w:cs="Times New Roman"/>
+        </w:rPr>
+        <w:t>在空气中容易发烟</w:t>
+      </w:r>
+      <w:r>
+        <w:rPr>
+          <w:rFonts w:hint="eastAsia" w:ascii="Times New Roman" w:hAnsi="Times New Roman" w:eastAsia="Times New Roman" w:cs="Times New Roman"/>
+        </w:rPr>
+        <w:t>，</w:t>
+      </w:r>
+      <w:r>
+        <w:rPr>
+          <w:rFonts w:hint="eastAsia" w:ascii="Times New Roman" w:hAnsi="Times New Roman" w:eastAsia="FangSong" w:cs="Times New Roman"/>
+        </w:rPr>
+        <w:t>写出反应方程式</w:t>
+      </w:r>
+      <w:r>
+        <w:rPr>
+          <w:rFonts w:hint="eastAsia" w:ascii="Times New Roman" w:hAnsi="Times New Roman" w:eastAsia="Times New Roman" w:cs="Times New Roman"/>
+        </w:rPr>
+        <w:t>。</w:t>
+      </w:r>
+    </w:p>
+    <w:p>
+      <w:pPr>
+        <w:pStyle w:val="BodyText"/>
+      </w:pPr>
+      <w:r>
+        <w:rPr>
+          <w:rFonts w:ascii="Times New Roman" w:hAnsi="Times New Roman" w:eastAsia="Times New Roman" w:cs="Times New Roman"/>
+        </w:rPr>
+        <w:t xml:space="preserve">6-5 </w:t>
+      </w:r>
+      <w:r>
+        <w:rPr>
+          <w:rFonts w:hint="eastAsia" w:ascii="Times New Roman" w:hAnsi="Times New Roman" w:eastAsia="FangSong" w:cs="Times New Roman"/>
+        </w:rPr>
+        <w:t xml:space="preserve">解释</w:t>
+      </w:r>
+      <w:r>
+        <w:rPr>
+          <w:rFonts w:ascii="Times New Roman" w:hAnsi="Times New Roman" w:eastAsia="Times New Roman" w:cs="Times New Roman"/>
+        </w:rPr>
+        <w:t xml:space="preserve"> </w:t>
+      </w:r>
+      <m:oMath>
+        <m:r>
+          <m:rPr>
+            <m:sty m:val="p"/>
+          </m:rPr>
+          <m:t>X</m:t>
+        </m:r>
+        <m:r>
+          <m:rPr>
+            <m:sty m:val="p"/>
+          </m:rPr>
+          <m:t>C</m:t>
+        </m:r>
+        <m:sSub>
+          <m:e>
+            <m:r>
+              <m:rPr>
+                <m:sty m:val="p"/>
+              </m:rPr>
+              <m:t>l</m:t>
+            </m:r>
+          </m:e>
+          <m:sub>
+            <m:r>
+              <m:rPr>
+                <m:sty m:val="p"/>
+              </m:rPr>
+              <m:t>2</m:t>
+            </m:r>
+          </m:sub>
+        </m:sSub>
+      </m:oMath>
+      <w:r>
+        <w:rPr>
+          <w:rFonts w:ascii="Times New Roman" w:hAnsi="Times New Roman" w:eastAsia="Times New Roman" w:cs="Times New Roman"/>
+        </w:rPr>
+        <w:t xml:space="preserve"> </w:t>
+      </w:r>
+      <w:r>
+        <w:rPr>
+          <w:rFonts w:hint="eastAsia" w:ascii="Times New Roman" w:hAnsi="Times New Roman" w:eastAsia="FangSong" w:cs="Times New Roman"/>
+        </w:rPr>
+        <w:t xml:space="preserve">熔点高于</w:t>
+      </w:r>
+      <w:r>
+        <w:rPr>
+          <w:rFonts w:ascii="Times New Roman" w:hAnsi="Times New Roman" w:eastAsia="Times New Roman" w:cs="Times New Roman"/>
+        </w:rPr>
+        <w:t xml:space="preserve"> </w:t>
+      </w:r>
+      <m:oMath>
+        <m:r>
+          <m:rPr>
+            <m:sty m:val="p"/>
+          </m:rPr>
+          <m:t>X</m:t>
+        </m:r>
+        <m:r>
+          <m:rPr>
+            <m:sty m:val="p"/>
+          </m:rPr>
+          <m:t>C</m:t>
+        </m:r>
+        <m:sSub>
+          <m:e>
+            <m:r>
+              <m:rPr>
+                <m:sty m:val="p"/>
+              </m:rPr>
+              <m:t>l</m:t>
+            </m:r>
+          </m:e>
+          <m:sub>
+            <m:r>
+              <m:rPr>
+                <m:sty m:val="p"/>
+              </m:rPr>
+              <m:t>4</m:t>
+            </m:r>
+          </m:sub>
+        </m:sSub>
+      </m:oMath>
+      <w:r>
+        <w:rPr>
+          <w:rFonts w:ascii="Times New Roman" w:hAnsi="Times New Roman" w:eastAsia="Times New Roman" w:cs="Times New Roman"/>
+        </w:rPr>
+        <w:t xml:space="preserve"> </w:t>
+      </w:r>
+      <w:r>
+        <w:rPr>
+          <w:rFonts w:hint="eastAsia" w:ascii="Times New Roman" w:hAnsi="Times New Roman" w:eastAsia="FangSong" w:cs="Times New Roman"/>
+        </w:rPr>
+        <w:t>的原因</w:t>
+      </w:r>
+      <w:r>
+        <w:rPr>
+          <w:rFonts w:hint="eastAsia" w:ascii="Times New Roman" w:hAnsi="Times New Roman" w:eastAsia="Times New Roman" w:cs="Times New Roman"/>
+        </w:rPr>
+        <w:t>。</w:t>
+      </w:r>
+    </w:p>
+    <w:p>
+      <w:pPr>
+        <w:spacing w:before="160" w:after="80"/>
+      </w:pPr>
+      <w:r>
+        <w:pict>
+          <v:rect style="width:0;height:1.5pt" o:hralign="center" o:hrstd="t" o:hr="t"/>
+        </w:pict>
+      </w:r>
+    </w:p>
+    <w:bookmarkEnd w:id="17"/>
+    <w:bookmarkStart w:id="18" w:name="初赛讲义-推断技术-习题6.24"/>
+    <w:p>
+      <w:pPr>
+        <w:pStyle w:val="Heading2"/>
+        <w:spacing w:before="280" w:after="120"/>
+      </w:pPr>
+      <w:r>
+        <w:rPr>
+          <w:rFonts w:ascii="Times New Roman" w:hAnsi="Times New Roman" w:eastAsia="Times New Roman" w:cs="Times New Roman"/>
+        </w:rPr>
+        <w:t xml:space="preserve">5.10 </w:t>
       </w:r>
       <w:r>
         <w:rPr>
@@ -9941,8 +10691,8 @@
         </w:pict>
       </w:r>
     </w:p>
-    <w:bookmarkEnd w:id="17"/>
-    <w:bookmarkStart w:id="18" w:name="初赛讲义-推断技术-习题6.25"/>
+    <w:bookmarkEnd w:id="18"/>
+    <w:bookmarkStart w:id="19" w:name="初赛讲义-推断技术-习题6.25"/>
     <w:p>
       <w:pPr>
         <w:pStyle w:val="Heading2"/>
@@ -9952,7 +10702,7 @@
         <w:rPr>
           <w:rFonts w:ascii="Times New Roman" w:hAnsi="Times New Roman" w:eastAsia="Times New Roman" w:cs="Times New Roman"/>
         </w:rPr>
-        <w:t xml:space="preserve">5.10 </w:t>
+        <w:t xml:space="preserve">5.11 </w:t>
       </w:r>
       <w:r>
         <w:rPr>
@@ -11156,8 +11906,8 @@
         </w:pict>
       </w:r>
     </w:p>
-    <w:bookmarkEnd w:id="18"/>
-    <w:bookmarkStart w:id="19" w:name="初赛讲义-推断技术-习题6.32"/>
+    <w:bookmarkEnd w:id="19"/>
+    <w:bookmarkStart w:id="20" w:name="初赛讲义-推断技术-习题6.32"/>
     <w:p>
       <w:pPr>
         <w:pStyle w:val="Heading2"/>
@@ -11167,7 +11917,7 @@
         <w:rPr>
           <w:rFonts w:ascii="Times New Roman" w:hAnsi="Times New Roman" w:eastAsia="Times New Roman" w:cs="Times New Roman"/>
         </w:rPr>
-        <w:t xml:space="preserve">5.11 </w:t>
+        <w:t xml:space="preserve">5.12 </w:t>
       </w:r>
       <w:r>
         <w:rPr>
@@ -11617,8 +12367,8 @@
         </w:pict>
       </w:r>
     </w:p>
-    <w:bookmarkEnd w:id="19"/>
-    <w:bookmarkStart w:id="20" w:name="初赛讲义-推断技术-习题6.35"/>
+    <w:bookmarkEnd w:id="20"/>
+    <w:bookmarkStart w:id="21" w:name="初赛讲义-推断技术-习题6.35"/>
     <w:p>
       <w:pPr>
         <w:pStyle w:val="Heading2"/>
@@ -11628,7 +12378,7 @@
         <w:rPr>
           <w:rFonts w:ascii="Times New Roman" w:hAnsi="Times New Roman" w:eastAsia="Times New Roman" w:cs="Times New Roman"/>
         </w:rPr>
-        <w:t xml:space="preserve">5.12 </w:t>
+        <w:t xml:space="preserve">5.13 </w:t>
       </w:r>
       <w:r>
         <w:rPr>
@@ -11947,8 +12697,8 @@
         </w:pict>
       </w:r>
     </w:p>
-    <w:bookmarkEnd w:id="20"/>
-    <w:bookmarkStart w:id="21" w:name="初赛讲义-推断技术-习题6.36"/>
+    <w:bookmarkEnd w:id="21"/>
+    <w:bookmarkStart w:id="22" w:name="初赛讲义-推断技术-习题6.36"/>
     <w:p>
       <w:pPr>
         <w:pStyle w:val="Heading2"/>
@@ -11958,7 +12708,7 @@
         <w:rPr>
           <w:rFonts w:ascii="Times New Roman" w:hAnsi="Times New Roman" w:eastAsia="Times New Roman" w:cs="Times New Roman"/>
         </w:rPr>
-        <w:t xml:space="preserve">5.13 </w:t>
+        <w:t xml:space="preserve">5.14 </w:t>
       </w:r>
       <w:r>
         <w:rPr>
@@ -12564,8 +13314,8 @@
         </w:pict>
       </w:r>
     </w:p>
-    <w:bookmarkEnd w:id="21"/>
-    <w:bookmarkStart w:id="22" w:name="初赛讲义-推断技术-习题6.37"/>
+    <w:bookmarkEnd w:id="22"/>
+    <w:bookmarkStart w:id="23" w:name="初赛讲义-推断技术-习题6.37"/>
     <w:p>
       <w:pPr>
         <w:pStyle w:val="Heading2"/>
@@ -12575,7 +13325,7 @@
         <w:rPr>
           <w:rFonts w:ascii="Times New Roman" w:hAnsi="Times New Roman" w:eastAsia="Times New Roman" w:cs="Times New Roman"/>
         </w:rPr>
-        <w:t xml:space="preserve">5.14 </w:t>
+        <w:t xml:space="preserve">5.15 </w:t>
       </w:r>
       <w:r>
         <w:rPr>
@@ -13319,8 +14069,8 @@
         </w:pict>
       </w:r>
     </w:p>
-    <w:bookmarkEnd w:id="22"/>
-    <w:bookmarkStart w:id="23" w:name="初赛讲义-推断技术-习题6.39"/>
+    <w:bookmarkEnd w:id="23"/>
+    <w:bookmarkStart w:id="24" w:name="初赛讲义-推断技术-习题6.39"/>
     <w:p>
       <w:pPr>
         <w:pStyle w:val="Heading2"/>
@@ -13330,7 +14080,7 @@
         <w:rPr>
           <w:rFonts w:ascii="Times New Roman" w:hAnsi="Times New Roman" w:eastAsia="Times New Roman" w:cs="Times New Roman"/>
         </w:rPr>
-        <w:t xml:space="preserve">5.15 </w:t>
+        <w:t xml:space="preserve">5.16 </w:t>
       </w:r>
       <w:r>
         <w:rPr>
@@ -14276,8 +15026,8 @@
         </w:pict>
       </w:r>
     </w:p>
-    <w:bookmarkEnd w:id="23"/>
-    <w:bookmarkStart w:id="24" w:name="初赛讲义-推断技术-习题6.55"/>
+    <w:bookmarkEnd w:id="24"/>
+    <w:bookmarkStart w:id="25" w:name="初赛讲义-推断技术-习题6.55"/>
     <w:p>
       <w:pPr>
         <w:pStyle w:val="Heading2"/>
@@ -14287,7 +15037,7 @@
         <w:rPr>
           <w:rFonts w:ascii="Times New Roman" w:hAnsi="Times New Roman" w:eastAsia="Times New Roman" w:cs="Times New Roman"/>
         </w:rPr>
-        <w:t xml:space="preserve">5.16 </w:t>
+        <w:t xml:space="preserve">5.17 </w:t>
       </w:r>
       <w:r>
         <w:rPr>
@@ -15172,8 +15922,8 @@
         </w:pict>
       </w:r>
     </w:p>
-    <w:bookmarkEnd w:id="24"/>
-    <w:bookmarkStart w:id="25" w:name="初赛讲义-推断技术-习题6.9"/>
+    <w:bookmarkEnd w:id="25"/>
+    <w:bookmarkStart w:id="26" w:name="初赛讲义-推断技术-习题6.9"/>
     <w:p>
       <w:pPr>
         <w:pStyle w:val="Heading2"/>
@@ -15183,7 +15933,7 @@
         <w:rPr>
           <w:rFonts w:ascii="Times New Roman" w:hAnsi="Times New Roman" w:eastAsia="Times New Roman" w:cs="Times New Roman"/>
         </w:rPr>
-        <w:t xml:space="preserve">5.17 </w:t>
+        <w:t xml:space="preserve">5.18 </w:t>
       </w:r>
       <w:r>
         <w:rPr>
@@ -15768,8 +16518,8 @@
         </w:pict>
       </w:r>
     </w:p>
-    <w:bookmarkEnd w:id="25"/>
-    <w:bookmarkStart w:id="26" w:name="铋的推断与a的化学式第31届初赛"/>
+    <w:bookmarkEnd w:id="26"/>
+    <w:bookmarkStart w:id="27" w:name="铋的推断与a的化学式第31届初赛"/>
     <w:p>
       <w:pPr>
         <w:pStyle w:val="Heading2"/>
@@ -15779,7 +16529,7 @@
         <w:rPr>
           <w:rFonts w:ascii="Times New Roman" w:hAnsi="Times New Roman" w:eastAsia="Times New Roman" w:cs="Times New Roman"/>
         </w:rPr>
-        <w:t xml:space="preserve">5.18 </w:t>
+        <w:t xml:space="preserve">5.19 </w:t>
       </w:r>
       <w:r>
         <w:rPr>
@@ -16606,8 +17356,8 @@
         </w:pict>
       </w:r>
     </w:p>
-    <w:bookmarkEnd w:id="26"/>
-    <w:bookmarkStart w:id="27" w:name="碱式碳酸盐化学式推断第34届初赛"/>
+    <w:bookmarkEnd w:id="27"/>
+    <w:bookmarkStart w:id="28" w:name="碱式碳酸盐化学式推断第34届初赛"/>
     <w:p>
       <w:pPr>
         <w:pStyle w:val="Heading2"/>
@@ -16617,7 +17367,7 @@
         <w:rPr>
           <w:rFonts w:ascii="Times New Roman" w:hAnsi="Times New Roman" w:eastAsia="Times New Roman" w:cs="Times New Roman"/>
         </w:rPr>
-        <w:t xml:space="preserve">5.19 </w:t>
+        <w:t xml:space="preserve">5.20 </w:t>
       </w:r>
       <w:r>
         <w:rPr>
@@ -17124,8 +17874,8 @@
         </w:pict>
       </w:r>
     </w:p>
-    <w:bookmarkEnd w:id="27"/>
-    <w:bookmarkStart w:id="33" w:name="元素a的推断第34届初赛"/>
+    <w:bookmarkEnd w:id="28"/>
+    <w:bookmarkStart w:id="34" w:name="元素a的推断第34届初赛"/>
     <w:p>
       <w:pPr>
         <w:pStyle w:val="Heading2"/>
@@ -17135,7 +17885,7 @@
         <w:rPr>
           <w:rFonts w:ascii="Times New Roman" w:hAnsi="Times New Roman" w:eastAsia="Times New Roman" w:cs="Times New Roman"/>
         </w:rPr>
-        <w:t xml:space="preserve">5.20 </w:t>
+        <w:t xml:space="preserve">5.21 </w:t>
       </w:r>
       <w:r>
         <w:rPr>
@@ -17699,18 +18449,18 @@
           <wp:inline>
             <wp:extent cx="3600000" cy="2485714"/>
             <wp:effectExtent b="0" l="0" r="0" t="0"/>
-            <wp:docPr descr="" title="" id="29" name="Picture"/>
+            <wp:docPr descr="" title="" id="30" name="Picture"/>
             <a:graphic>
               <a:graphicData uri="http://schemas.openxmlformats.org/drawingml/2006/picture">
                 <pic:pic>
                   <pic:nvPicPr>
-                    <pic:cNvPr descr="d119a61ae3f960db902575637cc862886967e9424c9a02b704309e77ae16b57b.jpg" id="30" name="Picture"/>
+                    <pic:cNvPr descr="d119a61ae3f960db902575637cc862886967e9424c9a02b704309e77ae16b57b.jpg" id="31" name="Picture"/>
                     <pic:cNvPicPr>
                       <a:picLocks noChangeArrowheads="1" noChangeAspect="1"/>
                     </pic:cNvPicPr>
                   </pic:nvPicPr>
                   <pic:blipFill>
-                    <a:blip r:embed="rId28"/>
+                    <a:blip r:embed="rId29"/>
                     <a:stretch>
                       <a:fillRect/>
                     </a:stretch>
@@ -17845,18 +18595,18 @@
           <wp:inline>
             <wp:extent cx="3600000" cy="2485714"/>
             <wp:effectExtent b="0" l="0" r="0" t="0"/>
-            <wp:docPr descr="" title="" id="31" name="Picture"/>
+            <wp:docPr descr="" title="" id="32" name="Picture"/>
             <a:graphic>
               <a:graphicData uri="http://schemas.openxmlformats.org/drawingml/2006/picture">
                 <pic:pic>
                   <pic:nvPicPr>
-                    <pic:cNvPr descr="d119a61ae3f960db902575637cc862886967e9424c9a02b704309e77ae16b57b.jpg" id="32" name="Picture"/>
+                    <pic:cNvPr descr="d119a61ae3f960db902575637cc862886967e9424c9a02b704309e77ae16b57b.jpg" id="33" name="Picture"/>
                     <pic:cNvPicPr>
                       <a:picLocks noChangeArrowheads="1" noChangeAspect="1"/>
                     </pic:cNvPicPr>
                   </pic:nvPicPr>
                   <pic:blipFill>
-                    <a:blip r:embed="rId28"/>
+                    <a:blip r:embed="rId29"/>
                     <a:stretch>
                       <a:fillRect/>
                     </a:stretch>
@@ -18020,8 +18770,8 @@
         </w:pict>
       </w:r>
     </w:p>
-    <w:bookmarkEnd w:id="33"/>
-    <w:bookmarkStart w:id="37" w:name="硫代硼酸二聚三聚结构第35届初赛"/>
+    <w:bookmarkEnd w:id="34"/>
+    <w:bookmarkStart w:id="38" w:name="硫代硼酸二聚三聚结构第35届初赛"/>
     <w:p>
       <w:pPr>
         <w:pStyle w:val="Heading2"/>
@@ -18031,7 +18781,7 @@
         <w:rPr>
           <w:rFonts w:ascii="Times New Roman" w:hAnsi="Times New Roman" w:eastAsia="Times New Roman" w:cs="Times New Roman"/>
         </w:rPr>
-        <w:t xml:space="preserve">5.21 </w:t>
+        <w:t xml:space="preserve">5.22 </w:t>
       </w:r>
       <w:r>
         <w:rPr>
@@ -19624,18 +20374,18 @@
           <wp:inline>
             <wp:extent cx="2501900" cy="2959100"/>
             <wp:effectExtent b="0" l="0" r="0" t="0"/>
-            <wp:docPr descr="" title="" id="35" name="Picture"/>
+            <wp:docPr descr="" title="" id="36" name="Picture"/>
             <a:graphic>
               <a:graphicData uri="http://schemas.openxmlformats.org/drawingml/2006/picture">
                 <pic:pic>
                   <pic:nvPicPr>
-                    <pic:cNvPr descr="3c00df0593fe6d338d33c8c07ec16b5752ef6def432aa947f88ac03918532b1a.jpg" id="36" name="Picture"/>
+                    <pic:cNvPr descr="3c00df0593fe6d338d33c8c07ec16b5752ef6def432aa947f88ac03918532b1a.jpg" id="37" name="Picture"/>
                     <pic:cNvPicPr>
                       <a:picLocks noChangeArrowheads="1" noChangeAspect="1"/>
                     </pic:cNvPicPr>
                   </pic:nvPicPr>
                   <pic:blipFill>
-                    <a:blip r:embed="rId34"/>
+                    <a:blip r:embed="rId35"/>
                     <a:stretch>
                       <a:fillRect/>
                     </a:stretch>
@@ -19684,8 +20434,8 @@
         </w:pict>
       </w:r>
     </w:p>
-    <w:bookmarkEnd w:id="37"/>
-    <w:bookmarkStart w:id="47" w:name="no与h2s反应方程式第37届初赛"/>
+    <w:bookmarkEnd w:id="38"/>
+    <w:bookmarkStart w:id="48" w:name="no与h2s反应方程式第37届初赛"/>
     <w:p>
       <w:pPr>
         <w:pStyle w:val="Heading2"/>
@@ -19695,7 +20445,7 @@
         <w:rPr>
           <w:rFonts w:ascii="Times New Roman" w:hAnsi="Times New Roman" w:eastAsia="Times New Roman" w:cs="Times New Roman"/>
         </w:rPr>
-        <w:t xml:space="preserve">5.22 </w:t>
+        <w:t xml:space="preserve">5.23 </w:t>
       </w:r>
       <w:r>
         <w:rPr>
@@ -21572,18 +22322,18 @@
           <wp:inline>
             <wp:extent cx="3600000" cy="2311975"/>
             <wp:effectExtent b="0" l="0" r="0" t="0"/>
-            <wp:docPr descr="" title="" id="39" name="Picture"/>
+            <wp:docPr descr="" title="" id="40" name="Picture"/>
             <a:graphic>
               <a:graphicData uri="http://schemas.openxmlformats.org/drawingml/2006/picture">
                 <pic:pic>
                   <pic:nvPicPr>
-                    <pic:cNvPr descr="c6593949db757c33c797a575c01f14f229323b04d031cbfc811ea9efa666c1db.jpg" id="40" name="Picture"/>
+                    <pic:cNvPr descr="c6593949db757c33c797a575c01f14f229323b04d031cbfc811ea9efa666c1db.jpg" id="41" name="Picture"/>
                     <pic:cNvPicPr>
                       <a:picLocks noChangeArrowheads="1" noChangeAspect="1"/>
                     </pic:cNvPicPr>
                   </pic:nvPicPr>
                   <pic:blipFill>
-                    <a:blip r:embed="rId38"/>
+                    <a:blip r:embed="rId39"/>
                     <a:stretch>
                       <a:fillRect/>
                     </a:stretch>
@@ -21665,18 +22415,18 @@
           <wp:inline>
             <wp:extent cx="1800000" cy="1748076"/>
             <wp:effectExtent b="0" l="0" r="0" t="0"/>
-            <wp:docPr descr="" title="" id="42" name="Picture"/>
+            <wp:docPr descr="" title="" id="43" name="Picture"/>
             <a:graphic>
               <a:graphicData uri="http://schemas.openxmlformats.org/drawingml/2006/picture">
                 <pic:pic>
                   <pic:nvPicPr>
-                    <pic:cNvPr descr="0dd70a8e12fb4b38175f0fc8970341f9ce9354f6e00f32742cc87384e62e84e7.jpg" id="43" name="Picture"/>
+                    <pic:cNvPr descr="0dd70a8e12fb4b38175f0fc8970341f9ce9354f6e00f32742cc87384e62e84e7.jpg" id="44" name="Picture"/>
                     <pic:cNvPicPr>
                       <a:picLocks noChangeArrowheads="1" noChangeAspect="1"/>
                     </pic:cNvPicPr>
                   </pic:nvPicPr>
                   <pic:blipFill>
-                    <a:blip r:embed="rId41"/>
+                    <a:blip r:embed="rId42"/>
                     <a:stretch>
                       <a:fillRect/>
                     </a:stretch>
@@ -21806,18 +22556,18 @@
           <wp:inline>
             <wp:extent cx="3600000" cy="1966773"/>
             <wp:effectExtent b="0" l="0" r="0" t="0"/>
-            <wp:docPr descr="" title="" id="45" name="Picture"/>
+            <wp:docPr descr="" title="" id="46" name="Picture"/>
             <a:graphic>
               <a:graphicData uri="http://schemas.openxmlformats.org/drawingml/2006/picture">
                 <pic:pic>
                   <pic:nvPicPr>
-                    <pic:cNvPr descr="b7c80e885680e931e8b91975cd9acae935304f3c6dd3515b9738e26d7bfa4fce.jpg" id="46" name="Picture"/>
+                    <pic:cNvPr descr="b7c80e885680e931e8b91975cd9acae935304f3c6dd3515b9738e26d7bfa4fce.jpg" id="47" name="Picture"/>
                     <pic:cNvPicPr>
                       <a:picLocks noChangeArrowheads="1" noChangeAspect="1"/>
                     </pic:cNvPicPr>
                   </pic:nvPicPr>
                   <pic:blipFill>
-                    <a:blip r:embed="rId44"/>
+                    <a:blip r:embed="rId45"/>
                     <a:stretch>
                       <a:fillRect/>
                     </a:stretch>
@@ -21854,8 +22604,8 @@
         </w:pict>
       </w:r>
     </w:p>
-    <w:bookmarkEnd w:id="47"/>
-    <w:bookmarkStart w:id="48" w:name="磷脂双层膜离子通透性第37届初赛"/>
+    <w:bookmarkEnd w:id="48"/>
+    <w:bookmarkStart w:id="49" w:name="磷脂双层膜离子通透性第37届初赛"/>
     <w:p>
       <w:pPr>
         <w:pStyle w:val="Heading2"/>
@@ -21865,7 +22615,7 @@
         <w:rPr>
           <w:rFonts w:ascii="Times New Roman" w:hAnsi="Times New Roman" w:eastAsia="Times New Roman" w:cs="Times New Roman"/>
         </w:rPr>
-        <w:t xml:space="preserve">5.23 </w:t>
+        <w:t xml:space="preserve">5.24 </w:t>
       </w:r>
       <w:r>
         <w:rPr>
@@ -24491,8 +25241,8 @@
         </w:pict>
       </w:r>
     </w:p>
-    <w:bookmarkEnd w:id="48"/>
-    <w:bookmarkStart w:id="49" w:name="初赛讲义-推断技术-习题6.33"/>
+    <w:bookmarkEnd w:id="49"/>
+    <w:bookmarkStart w:id="50" w:name="初赛讲义-推断技术-习题6.33"/>
     <w:p>
       <w:pPr>
         <w:pStyle w:val="Heading2"/>
@@ -24502,7 +25252,7 @@
         <w:rPr>
           <w:rFonts w:ascii="Times New Roman" w:hAnsi="Times New Roman" w:eastAsia="Times New Roman" w:cs="Times New Roman"/>
         </w:rPr>
-        <w:t xml:space="preserve">5.24 </w:t>
+        <w:t xml:space="preserve">5.25 </w:t>
       </w:r>
       <w:r>
         <w:rPr>
@@ -25622,8 +26372,8 @@
         </w:pict>
       </w:r>
     </w:p>
-    <w:bookmarkEnd w:id="49"/>
-    <w:bookmarkStart w:id="50" w:name="初赛讲义-推断技术-习题6.34"/>
+    <w:bookmarkEnd w:id="50"/>
+    <w:bookmarkStart w:id="51" w:name="初赛讲义-推断技术-习题6.34"/>
     <w:p>
       <w:pPr>
         <w:pStyle w:val="Heading2"/>
@@ -25633,7 +26383,7 @@
         <w:rPr>
           <w:rFonts w:ascii="Times New Roman" w:hAnsi="Times New Roman" w:eastAsia="Times New Roman" w:cs="Times New Roman"/>
         </w:rPr>
-        <w:t xml:space="preserve">5.25 </w:t>
+        <w:t xml:space="preserve">5.26 </w:t>
       </w:r>
       <w:r>
         <w:rPr>
@@ -26301,8 +27051,8 @@
         </w:pict>
       </w:r>
     </w:p>
-    <w:bookmarkEnd w:id="50"/>
-    <w:bookmarkStart w:id="51" w:name="元推-02-价态颜色判据推断"/>
+    <w:bookmarkEnd w:id="51"/>
+    <w:bookmarkStart w:id="52" w:name="元推-02-价态颜色判据推断"/>
     <w:p>
       <w:pPr>
         <w:pStyle w:val="Heading2"/>
@@ -26312,7 +27062,7 @@
         <w:rPr>
           <w:rFonts w:ascii="Times New Roman" w:hAnsi="Times New Roman" w:eastAsia="Times New Roman" w:cs="Times New Roman"/>
         </w:rPr>
-        <w:t xml:space="preserve">5.26 </w:t>
+        <w:t xml:space="preserve">5.27 </w:t>
       </w:r>
       <w:r>
         <w:rPr>
@@ -26512,8 +27262,8 @@
         </w:pict>
       </w:r>
     </w:p>
-    <w:bookmarkEnd w:id="51"/>
-    <w:bookmarkStart w:id="52" w:name="元推-03-综合推断hg"/>
+    <w:bookmarkEnd w:id="52"/>
+    <w:bookmarkStart w:id="53" w:name="元推-03-综合推断hg"/>
     <w:p>
       <w:pPr>
         <w:pStyle w:val="Heading2"/>
@@ -26523,7 +27273,7 @@
         <w:rPr>
           <w:rFonts w:ascii="Times New Roman" w:hAnsi="Times New Roman" w:eastAsia="Times New Roman" w:cs="Times New Roman"/>
         </w:rPr>
-        <w:t xml:space="preserve">5.27 </w:t>
+        <w:t xml:space="preserve">5.28 </w:t>
       </w:r>
       <w:r>
         <w:rPr>
@@ -26667,8 +27417,8 @@
         </w:pict>
       </w:r>
     </w:p>
-    <w:bookmarkEnd w:id="52"/>
-    <w:bookmarkStart w:id="53" w:name="初赛讲义-推断技术-习题6.5"/>
+    <w:bookmarkEnd w:id="53"/>
+    <w:bookmarkStart w:id="54" w:name="初赛讲义-推断技术-习题6.5"/>
     <w:p>
       <w:pPr>
         <w:pStyle w:val="Heading2"/>
@@ -26678,7 +27428,7 @@
         <w:rPr>
           <w:rFonts w:ascii="Times New Roman" w:hAnsi="Times New Roman" w:eastAsia="Times New Roman" w:cs="Times New Roman"/>
         </w:rPr>
-        <w:t xml:space="preserve">5.28 </w:t>
+        <w:t xml:space="preserve">5.29 </w:t>
       </w:r>
       <w:r>
         <w:rPr>
@@ -27858,8 +28608,8 @@
         </w:pict>
       </w:r>
     </w:p>
-    <w:bookmarkEnd w:id="53"/>
     <w:bookmarkEnd w:id="54"/>
+    <w:bookmarkEnd w:id="55"/>
     <w:sectPr>
       <w:footerReference w:type="default" r:id="rId9"/>
       <w:footnotePr>

--- a/00-首页/题组Word/习题书/学生版/第四篇-元素与分析/5-元素推断.docx
+++ b/00-首页/题组Word/习题书/学生版/第四篇-元素与分析/5-元素推断.docx
@@ -3,239 +3,6 @@
 <w:document xmlns:w="http://schemas.openxmlformats.org/wordprocessingml/2006/main" xmlns:m="http://schemas.openxmlformats.org/officeDocument/2006/math" xmlns:r="http://schemas.openxmlformats.org/officeDocument/2006/relationships" xmlns:o="urn:schemas-microsoft-com:office:office" xmlns:v="urn:schemas-microsoft-com:vml" xmlns:w10="urn:schemas-microsoft-com:office:word" xmlns:a="http://schemas.openxmlformats.org/drawingml/2006/main" xmlns:pic="http://schemas.openxmlformats.org/drawingml/2006/picture" xmlns:wp="http://schemas.openxmlformats.org/drawingml/2006/wordprocessingDrawing">
   <w:body>
     <w:bookmarkStart w:id="55" w:name="第-5-章-元素推断"/>
-    <w:p>
-      <w:pPr>
-        <w:spacing w:after="1800" w:before="1200" w:line="276" w:lineRule="auto"/>
-        <w:jc w:val="center"/>
-      </w:pPr>
-    </w:p>
-    <w:p>
-      <w:pPr>
-        <w:spacing w:after="320" w:before="0" w:line="276" w:lineRule="auto"/>
-        <w:jc w:val="center"/>
-      </w:pPr>
-      <w:r>
-        <w:rPr>
-          <w:rFonts w:ascii="Times New Roman" w:hAnsi="Times New Roman" w:eastAsia="SimHei" w:cs="Times New Roman"/>
-          <w:b/>
-          <w:color w:val="17324D"/>
-          <w:sz w:val="64"/>
-        </w:rPr>
-        <w:t>化学竞赛习题册</w:t>
-      </w:r>
-    </w:p>
-    <w:p>
-      <w:pPr>
-        <w:spacing w:after="120" w:before="0" w:line="276" w:lineRule="auto"/>
-        <w:jc w:val="center"/>
-      </w:pPr>
-      <w:r>
-        <w:rPr>
-          <w:rFonts w:ascii="Times New Roman" w:hAnsi="Times New Roman" w:eastAsia="SimHei" w:cs="Times New Roman"/>
-          <w:b w:val="0"/>
-          <w:color w:val="5B6975"/>
-          <w:sz w:val="32"/>
-        </w:rPr>
-        <w:t>第四篇</w:t>
-      </w:r>
-      <w:r>
-        <w:rPr>
-          <w:rFonts w:ascii="Times New Roman" w:hAnsi="Times New Roman" w:eastAsia="Times New Roman" w:cs="Times New Roman"/>
-          <w:b w:val="0"/>
-          <w:color w:val="5B6975"/>
-          <w:sz w:val="32"/>
-        </w:rPr>
-        <w:t xml:space="preserve"> </w:t>
-      </w:r>
-      <w:r>
-        <w:rPr>
-          <w:rFonts w:ascii="Times New Roman" w:hAnsi="Times New Roman" w:eastAsia="SimHei" w:cs="Times New Roman"/>
-          <w:b w:val="0"/>
-          <w:color w:val="5B6975"/>
-          <w:sz w:val="32"/>
-        </w:rPr>
-        <w:t>元素与分析</w:t>
-      </w:r>
-    </w:p>
-    <w:p>
-      <w:pPr>
-        <w:spacing w:after="600" w:before="0" w:line="276" w:lineRule="auto"/>
-        <w:jc w:val="center"/>
-      </w:pPr>
-      <w:r>
-        <w:rPr>
-          <w:rFonts w:ascii="Times New Roman" w:hAnsi="Times New Roman" w:eastAsia="SimHei" w:cs="Times New Roman"/>
-          <w:b/>
-          <w:color w:val="17324D"/>
-          <w:sz w:val="44"/>
-        </w:rPr>
-        <w:t>第</w:t>
-      </w:r>
-      <w:r>
-        <w:rPr>
-          <w:rFonts w:ascii="Times New Roman" w:hAnsi="Times New Roman" w:eastAsia="Times New Roman" w:cs="Times New Roman"/>
-          <w:b/>
-          <w:color w:val="17324D"/>
-          <w:sz w:val="44"/>
-        </w:rPr>
-        <w:t xml:space="preserve"> 5 </w:t>
-      </w:r>
-      <w:r>
-        <w:rPr>
-          <w:rFonts w:ascii="Times New Roman" w:hAnsi="Times New Roman" w:eastAsia="SimHei" w:cs="Times New Roman"/>
-          <w:b/>
-          <w:color w:val="17324D"/>
-          <w:sz w:val="44"/>
-        </w:rPr>
-        <w:t>章</w:t>
-      </w:r>
-      <w:r>
-        <w:rPr>
-          <w:rFonts w:ascii="Times New Roman" w:hAnsi="Times New Roman" w:eastAsia="Times New Roman" w:cs="Times New Roman"/>
-          <w:b/>
-          <w:color w:val="17324D"/>
-          <w:sz w:val="44"/>
-        </w:rPr>
-        <w:t xml:space="preserve"> </w:t>
-      </w:r>
-      <w:r>
-        <w:rPr>
-          <w:rFonts w:ascii="Times New Roman" w:hAnsi="Times New Roman" w:eastAsia="SimHei" w:cs="Times New Roman"/>
-          <w:b/>
-          <w:color w:val="17324D"/>
-          <w:sz w:val="44"/>
-        </w:rPr>
-        <w:t>元素推断</w:t>
-      </w:r>
-    </w:p>
-    <w:p>
-      <w:pPr>
-        <w:spacing w:after="600" w:before="120" w:line="276" w:lineRule="auto"/>
-        <w:jc w:val="center"/>
-        <w:pBdr>
-          <w:bottom w:val="single" w:sz="8" w:space="4" w:color="4A6577"/>
-        </w:pBdr>
-      </w:pPr>
-    </w:p>
-    <w:p>
-      <w:pPr>
-        <w:spacing w:after="160" w:before="0" w:line="276" w:lineRule="auto"/>
-        <w:jc w:val="center"/>
-      </w:pPr>
-      <w:r>
-        <w:rPr>
-          <w:rFonts w:ascii="Times New Roman" w:hAnsi="Times New Roman" w:eastAsia="FangSong" w:cs="Times New Roman"/>
-          <w:b w:val="0"/>
-          <w:color w:val="5B6975"/>
-          <w:sz w:val="24"/>
-        </w:rPr>
-        <w:t>题量</w:t>
-      </w:r>
-      <w:r>
-        <w:rPr>
-          <w:rFonts w:ascii="Times New Roman" w:hAnsi="Times New Roman" w:eastAsia="Times New Roman" w:cs="Times New Roman"/>
-          <w:b w:val="0"/>
-          <w:color w:val="5B6975"/>
-          <w:sz w:val="24"/>
-        </w:rPr>
-        <w:t>：29</w:t>
-      </w:r>
-    </w:p>
-    <w:p>
-      <w:pPr>
-        <w:spacing w:after="160" w:before="0" w:line="276" w:lineRule="auto"/>
-        <w:jc w:val="center"/>
-      </w:pPr>
-      <w:r>
-        <w:rPr>
-          <w:rFonts w:ascii="Times New Roman" w:hAnsi="Times New Roman" w:eastAsia="FangSong" w:cs="Times New Roman"/>
-          <w:b w:val="0"/>
-          <w:color w:val="5B6975"/>
-          <w:sz w:val="24"/>
-        </w:rPr>
-        <w:t>版本</w:t>
-      </w:r>
-      <w:r>
-        <w:rPr>
-          <w:rFonts w:ascii="Times New Roman" w:hAnsi="Times New Roman" w:eastAsia="Times New Roman" w:cs="Times New Roman"/>
-          <w:b w:val="0"/>
-          <w:color w:val="5B6975"/>
-          <w:sz w:val="24"/>
-        </w:rPr>
-        <w:t>：</w:t>
-      </w:r>
-      <w:r>
-        <w:rPr>
-          <w:rFonts w:ascii="Times New Roman" w:hAnsi="Times New Roman" w:eastAsia="FangSong" w:cs="Times New Roman"/>
-          <w:b w:val="0"/>
-          <w:color w:val="5B6975"/>
-          <w:sz w:val="24"/>
-        </w:rPr>
-        <w:t>学生版</w:t>
-      </w:r>
-      <w:r>
-        <w:rPr>
-          <w:rFonts w:ascii="Times New Roman" w:hAnsi="Times New Roman" w:eastAsia="Times New Roman" w:cs="Times New Roman"/>
-          <w:b w:val="0"/>
-          <w:color w:val="5B6975"/>
-          <w:sz w:val="24"/>
-        </w:rPr>
-        <w:t>（</w:t>
-      </w:r>
-      <w:r>
-        <w:rPr>
-          <w:rFonts w:ascii="Times New Roman" w:hAnsi="Times New Roman" w:eastAsia="FangSong" w:cs="Times New Roman"/>
-          <w:b w:val="0"/>
-          <w:color w:val="5B6975"/>
-          <w:sz w:val="24"/>
-        </w:rPr>
-        <w:t>无答案</w:t>
-      </w:r>
-      <w:r>
-        <w:rPr>
-          <w:rFonts w:ascii="Times New Roman" w:hAnsi="Times New Roman" w:eastAsia="Times New Roman" w:cs="Times New Roman"/>
-          <w:b w:val="0"/>
-          <w:color w:val="5B6975"/>
-          <w:sz w:val="24"/>
-        </w:rPr>
-        <w:t>）</w:t>
-      </w:r>
-    </w:p>
-    <w:p>
-      <w:pPr>
-        <w:spacing w:after="160" w:before="0" w:line="276" w:lineRule="auto"/>
-        <w:jc w:val="center"/>
-      </w:pPr>
-      <w:r>
-        <w:rPr>
-          <w:rFonts w:ascii="Times New Roman" w:hAnsi="Times New Roman" w:eastAsia="FangSong" w:cs="Times New Roman"/>
-          <w:b w:val="0"/>
-          <w:color w:val="5B6975"/>
-          <w:sz w:val="24"/>
-        </w:rPr>
-        <w:t>日期</w:t>
-      </w:r>
-      <w:r>
-        <w:rPr>
-          <w:rFonts w:ascii="Times New Roman" w:hAnsi="Times New Roman" w:eastAsia="Times New Roman" w:cs="Times New Roman"/>
-          <w:b w:val="0"/>
-          <w:color w:val="5B6975"/>
-          <w:sz w:val="24"/>
-        </w:rPr>
-        <w:t>：2026-09-06</w:t>
-      </w:r>
-    </w:p>
-    <w:p>
-      <w:pPr>
-        <w:jc w:val="center"/>
-      </w:pPr>
-      <w:r>
-        <w:rPr>
-          <w:rFonts w:ascii="Times New Roman" w:hAnsi="Times New Roman" w:eastAsia="Times New Roman" w:cs="Times New Roman"/>
-        </w:rPr>
-        <w:br w:type="page"/>
-      </w:r>
-    </w:p>
     <w:p>
       <w:pPr>
         <w:pStyle w:val="Heading1"/>
